--- a/nld/docx/001.content.docx
+++ b/nld/docx/001.content.docx
@@ -150,26 +150,6 @@
           <w:lang w:val="nl_NL" w:bidi="nl_NL"/>
         </w:rPr>
         <w:t>Z</w:t>
-      </w:r>
-      <w:r>
-        <w:rPr>
-          <w:lang w:val="nl_NL" w:bidi="nl_NL"/>
-        </w:rPr>
-      </w:r>
-    </w:p>
-    <w:p>
-      <w:pPr/>
-      <w:r>
-        <w:rPr>
-          <w:lang w:val="nl_NL" w:bidi="nl_NL"/>
-        </w:rPr>
-      </w:r>
-      <w:r>
-        <w:rPr>
-          <w:i/>
-          <w:lang w:val="nl_NL" w:bidi="nl_NL"/>
-        </w:rPr>
-        <w:t>Zee</w:t>
       </w:r>
       <w:r>
         <w:rPr>

--- a/nld/docx/001.content.docx
+++ b/nld/docx/001.content.docx
@@ -19,7 +19,7 @@
         <w:rPr>
           <w:lang w:val="nl_NL" w:bidi="nl_NL"/>
         </w:rPr>
-        <w:t>Resource: Bible Dictionary (Tyndale)</w:t>
+        <w:t>Resource: Tyndale Open Bible Dictionary</w:t>
       </w:r>
       <w:r>
         <w:rPr>
@@ -112,7 +112,7 @@
         <w:rPr>
           <w:lang w:val="nl_NL" w:bidi="nl_NL"/>
         </w:rPr>
-        <w:t>Bible Dictionary (Tyndale)</w:t>
+        <w:t>Tyndale Open Bible Dictionary</w:t>
       </w:r>
     </w:p>
     <w:p>

--- a/nld/docx/001.content.docx
+++ b/nld/docx/001.content.docx
@@ -19,7 +19,7 @@
         <w:rPr>
           <w:lang w:val="nl_NL" w:bidi="nl_NL"/>
         </w:rPr>
-        <w:t>Resource: Tyndale Open Bible Dictionary</w:t>
+        <w:t>Resource: Aquifer Open Bible Dictionary</w:t>
       </w:r>
       <w:r>
         <w:rPr>
@@ -112,7 +112,7 @@
         <w:rPr>
           <w:lang w:val="nl_NL" w:bidi="nl_NL"/>
         </w:rPr>
-        <w:t>Tyndale Open Bible Dictionary</w:t>
+        <w:t>Aquifer Open Bible Dictionary</w:t>
       </w:r>
     </w:p>
     <w:p>

--- a/nld/docx/001.content.docx
+++ b/nld/docx/001.content.docx
@@ -247,36 +247,24 @@
         </w:rPr>
         <w:t>De zeeën worden al in het allereerste begin van de Bijbel genoemd. Aanvankelijk was alles vormloos, leeg en donker (</w:t>
       </w:r>
-      <w:hyperlink r:id="rId13">
-        <w:r>
-          <w:rPr>
-            <w:lang w:val="nl_NL" w:bidi="nl_NL"/>
-          </w:rPr>
-          <w:rPr>
-            <w:color w:val="0000EE"/>
-            <w:u w:val="single"/>
-          </w:rPr>
-          <w:t>Genesis 1:1–2</w:t>
-        </w:r>
-      </w:hyperlink>
+      <w:r>
+        <w:rPr>
+          <w:lang w:val="nl_NL" w:bidi="nl_NL"/>
+        </w:rPr>
+        <w:t>Genesis 1:1–2</w:t>
+      </w:r>
       <w:r>
         <w:rPr>
           <w:lang w:val="nl_NL" w:bidi="nl_NL"/>
         </w:rPr>
         <w:t xml:space="preserve">). "En de Geest van God zweefde over het oppervlak van de wateren." Toen sprak God en uit de chaos ontstond orde. De stem van de Heer is krachtig over alle wateren van chaos, zoals </w:t>
       </w:r>
-      <w:hyperlink r:id="rId14">
-        <w:r>
-          <w:rPr>
-            <w:lang w:val="nl_NL" w:bidi="nl_NL"/>
-          </w:rPr>
-          <w:rPr>
-            <w:color w:val="0000EE"/>
-            <w:u w:val="single"/>
-          </w:rPr>
-          <w:t>Psalm 29</w:t>
-        </w:r>
-      </w:hyperlink>
+      <w:r>
+        <w:rPr>
+          <w:lang w:val="nl_NL" w:bidi="nl_NL"/>
+        </w:rPr>
+        <w:t>Psalm 29</w:t>
+      </w:r>
       <w:r>
         <w:rPr>
           <w:lang w:val="nl_NL" w:bidi="nl_NL"/>
@@ -308,18 +296,12 @@
         </w:rPr>
         <w:t xml:space="preserve">Uit het scheppingsverhaal in </w:t>
       </w:r>
-      <w:hyperlink r:id="rId15">
-        <w:r>
-          <w:rPr>
-            <w:lang w:val="nl_NL" w:bidi="nl_NL"/>
-          </w:rPr>
-          <w:rPr>
-            <w:color w:val="0000EE"/>
-            <w:u w:val="single"/>
-          </w:rPr>
-          <w:t>Genesis 1</w:t>
-        </w:r>
-      </w:hyperlink>
+      <w:r>
+        <w:rPr>
+          <w:lang w:val="nl_NL" w:bidi="nl_NL"/>
+        </w:rPr>
+        <w:t>Genesis 1</w:t>
+      </w:r>
       <w:r>
         <w:rPr>
           <w:lang w:val="nl_NL" w:bidi="nl_NL"/>
@@ -392,18 +374,12 @@
           <w:lang w:val="nl_NL" w:bidi="nl_NL"/>
         </w:rPr>
       </w:r>
-      <w:hyperlink r:id="rId16">
-        <w:r>
-          <w:rPr>
-            <w:lang w:val="nl_NL" w:bidi="nl_NL"/>
-          </w:rPr>
-          <w:rPr>
-            <w:color w:val="0000EE"/>
-            <w:u w:val="single"/>
-          </w:rPr>
-          <w:t>Psalm 33:7</w:t>
-        </w:r>
-      </w:hyperlink>
+      <w:r>
+        <w:rPr>
+          <w:lang w:val="nl_NL" w:bidi="nl_NL"/>
+        </w:rPr>
+        <w:t>Psalm 33:7</w:t>
+      </w:r>
       <w:r>
         <w:rPr>
           <w:lang w:val="nl_NL" w:bidi="nl_NL"/>
@@ -422,18 +398,12 @@
           <w:lang w:val="nl_NL" w:bidi="nl_NL"/>
         </w:rPr>
       </w:r>
-      <w:hyperlink r:id="rId17">
-        <w:r>
-          <w:rPr>
-            <w:lang w:val="nl_NL" w:bidi="nl_NL"/>
-          </w:rPr>
-          <w:rPr>
-            <w:color w:val="0000EE"/>
-            <w:u w:val="single"/>
-          </w:rPr>
-          <w:t xml:space="preserve">Job 38:8–11 </w:t>
-        </w:r>
-      </w:hyperlink>
+      <w:r>
+        <w:rPr>
+          <w:lang w:val="nl_NL" w:bidi="nl_NL"/>
+        </w:rPr>
+        <w:t xml:space="preserve">Job 38:8–11 </w:t>
+      </w:r>
       <w:r>
         <w:rPr>
           <w:lang w:val="nl_NL" w:bidi="nl_NL"/>
@@ -458,18 +428,12 @@
         </w:rPr>
         <w:t>Gods controle over de wateren van de zee wordt beschreven wanneer de Bijbel zegt dat God "de golven van de zee vertrapt" (</w:t>
       </w:r>
-      <w:hyperlink r:id="rId18">
-        <w:r>
-          <w:rPr>
-            <w:lang w:val="nl_NL" w:bidi="nl_NL"/>
-          </w:rPr>
-          <w:rPr>
-            <w:color w:val="0000EE"/>
-            <w:u w:val="single"/>
-          </w:rPr>
-          <w:t>Job 9:8</w:t>
-        </w:r>
-      </w:hyperlink>
+      <w:r>
+        <w:rPr>
+          <w:lang w:val="nl_NL" w:bidi="nl_NL"/>
+        </w:rPr>
+        <w:t>Job 9:8</w:t>
+      </w:r>
       <w:r>
         <w:rPr>
           <w:lang w:val="nl_NL" w:bidi="nl_NL"/>
@@ -494,18 +458,12 @@
         </w:rPr>
         <w:t>Tijdens zijn leven op aarde liep Jezus over de zee (</w:t>
       </w:r>
-      <w:hyperlink r:id="rId19">
-        <w:r>
-          <w:rPr>
-            <w:lang w:val="nl_NL" w:bidi="nl_NL"/>
-          </w:rPr>
-          <w:rPr>
-            <w:color w:val="0000EE"/>
-            <w:u w:val="single"/>
-          </w:rPr>
-          <w:t>Marcus 6:48</w:t>
-        </w:r>
-      </w:hyperlink>
+      <w:r>
+        <w:rPr>
+          <w:lang w:val="nl_NL" w:bidi="nl_NL"/>
+        </w:rPr>
+        <w:t>Marcus 6:48</w:t>
+      </w:r>
       <w:r>
         <w:rPr>
           <w:lang w:val="nl_NL" w:bidi="nl_NL"/>
@@ -530,18 +488,12 @@
         </w:rPr>
         <w:t>Jezus kalmeerde ook de storm, waardoor de discipelen vol ontzag en verwondering vroegen: "Wie is dit toch, dat zelfs de wind en de zee hem gehoorzamen?" (</w:t>
       </w:r>
-      <w:hyperlink r:id="rId20">
-        <w:r>
-          <w:rPr>
-            <w:lang w:val="nl_NL" w:bidi="nl_NL"/>
-          </w:rPr>
-          <w:rPr>
-            <w:color w:val="0000EE"/>
-            <w:u w:val="single"/>
-          </w:rPr>
-          <w:t>Marcus 4:41</w:t>
-        </w:r>
-      </w:hyperlink>
+      <w:r>
+        <w:rPr>
+          <w:lang w:val="nl_NL" w:bidi="nl_NL"/>
+        </w:rPr>
+        <w:t>Marcus 4:41</w:t>
+      </w:r>
       <w:r>
         <w:rPr>
           <w:lang w:val="nl_NL" w:bidi="nl_NL"/>
@@ -573,108 +525,72 @@
         </w:rPr>
         <w:t>Het Hebreeuwse volk had een diep respect voor de zee en haar kracht. Ze beheersten de kustlijn niet gedurende een groot deel van hun geschiedenis, mogelijk door het gebrek aan veilige havens. Pas in de tijd van Salomo hadden ze een eigen vloot (groep schepen) (</w:t>
       </w:r>
-      <w:hyperlink r:id="rId21">
-        <w:r>
-          <w:rPr>
-            <w:lang w:val="nl_NL" w:bidi="nl_NL"/>
-          </w:rPr>
-          <w:rPr>
-            <w:color w:val="0000EE"/>
-            <w:u w:val="single"/>
-          </w:rPr>
-          <w:t>1 Koningen 9:26</w:t>
-        </w:r>
-      </w:hyperlink>
+      <w:r>
+        <w:rPr>
+          <w:lang w:val="nl_NL" w:bidi="nl_NL"/>
+        </w:rPr>
+        <w:t>1 Koningen 9:26</w:t>
+      </w:r>
       <w:r>
         <w:rPr>
           <w:lang w:val="nl_NL" w:bidi="nl_NL"/>
         </w:rPr>
         <w:t>). De onrustige zee was voor hen een symbool van de goddelozen (</w:t>
       </w:r>
-      <w:hyperlink r:id="rId22">
-        <w:r>
-          <w:rPr>
-            <w:lang w:val="nl_NL" w:bidi="nl_NL"/>
-          </w:rPr>
-          <w:rPr>
-            <w:color w:val="0000EE"/>
-            <w:u w:val="single"/>
-          </w:rPr>
-          <w:t>Jesaja 57:20</w:t>
-        </w:r>
-      </w:hyperlink>
+      <w:r>
+        <w:rPr>
+          <w:lang w:val="nl_NL" w:bidi="nl_NL"/>
+        </w:rPr>
+        <w:t>Jesaja 57:20</w:t>
+      </w:r>
       <w:r>
         <w:rPr>
           <w:lang w:val="nl_NL" w:bidi="nl_NL"/>
         </w:rPr>
         <w:t>). "Brandingen die op een strand rollen" (</w:t>
       </w:r>
-      <w:hyperlink r:id="rId23">
-        <w:r>
-          <w:rPr>
-            <w:lang w:val="nl_NL" w:bidi="nl_NL"/>
-          </w:rPr>
-          <w:rPr>
-            <w:color w:val="0000EE"/>
-            <w:u w:val="single"/>
-          </w:rPr>
-          <w:t>Jesaja 17:13</w:t>
-        </w:r>
-      </w:hyperlink>
+      <w:r>
+        <w:rPr>
+          <w:lang w:val="nl_NL" w:bidi="nl_NL"/>
+        </w:rPr>
+        <w:t>Jesaja 17:13</w:t>
+      </w:r>
       <w:r>
         <w:rPr>
           <w:lang w:val="nl_NL" w:bidi="nl_NL"/>
         </w:rPr>
         <w:t>) of "het gebrul van de zee" (</w:t>
       </w:r>
-      <w:hyperlink r:id="rId24">
-        <w:r>
-          <w:rPr>
-            <w:lang w:val="nl_NL" w:bidi="nl_NL"/>
-          </w:rPr>
-          <w:rPr>
-            <w:color w:val="0000EE"/>
-            <w:u w:val="single"/>
-          </w:rPr>
-          <w:t>5:30</w:t>
-        </w:r>
-      </w:hyperlink>
+      <w:r>
+        <w:rPr>
+          <w:lang w:val="nl_NL" w:bidi="nl_NL"/>
+        </w:rPr>
+        <w:t>5:30</w:t>
+      </w:r>
       <w:r>
         <w:rPr>
           <w:lang w:val="nl_NL" w:bidi="nl_NL"/>
         </w:rPr>
         <w:t xml:space="preserve">) herinnerden hen aan krachtige, schadelijke krachten. In </w:t>
       </w:r>
-      <w:hyperlink r:id="rId25">
-        <w:r>
-          <w:rPr>
-            <w:lang w:val="nl_NL" w:bidi="nl_NL"/>
-          </w:rPr>
-          <w:rPr>
-            <w:color w:val="0000EE"/>
-            <w:u w:val="single"/>
-          </w:rPr>
-          <w:t>Daniël 7:3</w:t>
-        </w:r>
-      </w:hyperlink>
+      <w:r>
+        <w:rPr>
+          <w:lang w:val="nl_NL" w:bidi="nl_NL"/>
+        </w:rPr>
+        <w:t>Daniël 7:3</w:t>
+      </w:r>
       <w:r>
         <w:rPr>
           <w:lang w:val="nl_NL" w:bidi="nl_NL"/>
         </w:rPr>
         <w:t xml:space="preserve"> en </w:t>
       </w:r>
-      <w:hyperlink r:id="rId26">
-        <w:r>
-          <w:rPr>
-            <w:lang w:val="nl_NL" w:bidi="nl_NL"/>
-          </w:rPr>
-          <w:rPr>
-            <w:color w:val="0000EE"/>
-            <w:u w:val="single"/>
-          </w:rPr>
-          <w:t>Openbaring 13:1</w:t>
-        </w:r>
-      </w:hyperlink>
+      <w:r>
+        <w:rPr>
+          <w:lang w:val="nl_NL" w:bidi="nl_NL"/>
+        </w:rPr>
+        <w:t>Openbaring 13:1</w:t>
+      </w:r>
       <w:r>
         <w:rPr>
           <w:lang w:val="nl_NL" w:bidi="nl_NL"/>
@@ -695,144 +611,96 @@
         </w:rPr>
         <w:t>Toch beheerst God de zeeën. Hij kan degenen die op Hem vertrouwen redden "uit vele wateren" (</w:t>
       </w:r>
-      <w:hyperlink r:id="rId27">
-        <w:r>
-          <w:rPr>
-            <w:lang w:val="nl_NL" w:bidi="nl_NL"/>
-          </w:rPr>
-          <w:rPr>
-            <w:color w:val="0000EE"/>
-            <w:u w:val="single"/>
-          </w:rPr>
-          <w:t>Psalmen 18:16</w:t>
-        </w:r>
-      </w:hyperlink>
+      <w:r>
+        <w:rPr>
+          <w:lang w:val="nl_NL" w:bidi="nl_NL"/>
+        </w:rPr>
+        <w:t>Psalmen 18:16</w:t>
+      </w:r>
       <w:r>
         <w:rPr>
           <w:lang w:val="nl_NL" w:bidi="nl_NL"/>
         </w:rPr>
         <w:t>). Hij kan degenen die de zee opgaan beschermen (</w:t>
       </w:r>
-      <w:hyperlink r:id="rId28">
-        <w:r>
-          <w:rPr>
-            <w:lang w:val="nl_NL" w:bidi="nl_NL"/>
-          </w:rPr>
-          <w:rPr>
-            <w:color w:val="0000EE"/>
-            <w:u w:val="single"/>
-          </w:rPr>
-          <w:t>107:23–31</w:t>
-        </w:r>
-      </w:hyperlink>
+      <w:r>
+        <w:rPr>
+          <w:lang w:val="nl_NL" w:bidi="nl_NL"/>
+        </w:rPr>
+        <w:t>107:23–31</w:t>
+      </w:r>
       <w:r>
         <w:rPr>
           <w:lang w:val="nl_NL" w:bidi="nl_NL"/>
         </w:rPr>
         <w:t>). Men herinnerde zich altijd dat God een pad in de zee had gemaakt voor zijn volk om door te trekken toen ze uit Egypte kwamen (</w:t>
       </w:r>
-      <w:hyperlink r:id="rId29">
-        <w:r>
-          <w:rPr>
-            <w:lang w:val="nl_NL" w:bidi="nl_NL"/>
-          </w:rPr>
-          <w:rPr>
-            <w:color w:val="0000EE"/>
-            <w:u w:val="single"/>
-          </w:rPr>
-          <w:t>Exodus 15:19</w:t>
-        </w:r>
-      </w:hyperlink>
+      <w:r>
+        <w:rPr>
+          <w:lang w:val="nl_NL" w:bidi="nl_NL"/>
+        </w:rPr>
+        <w:t>Exodus 15:19</w:t>
+      </w:r>
       <w:r>
         <w:rPr>
           <w:lang w:val="nl_NL" w:bidi="nl_NL"/>
         </w:rPr>
         <w:t>). Psalmisten (</w:t>
       </w:r>
-      <w:hyperlink r:id="rId30">
-        <w:r>
-          <w:rPr>
-            <w:lang w:val="nl_NL" w:bidi="nl_NL"/>
-          </w:rPr>
-          <w:rPr>
-            <w:color w:val="0000EE"/>
-            <w:u w:val="single"/>
-          </w:rPr>
-          <w:t>Psalmen 74:13</w:t>
-        </w:r>
-      </w:hyperlink>
+      <w:r>
+        <w:rPr>
+          <w:lang w:val="nl_NL" w:bidi="nl_NL"/>
+        </w:rPr>
+        <w:t>Psalmen 74:13</w:t>
+      </w:r>
       <w:r>
         <w:rPr>
           <w:lang w:val="nl_NL" w:bidi="nl_NL"/>
         </w:rPr>
         <w:t xml:space="preserve">; </w:t>
       </w:r>
-      <w:hyperlink r:id="rId31">
-        <w:r>
-          <w:rPr>
-            <w:lang w:val="nl_NL" w:bidi="nl_NL"/>
-          </w:rPr>
-          <w:rPr>
-            <w:color w:val="0000EE"/>
-            <w:u w:val="single"/>
-          </w:rPr>
-          <w:t>77:16</w:t>
-        </w:r>
-      </w:hyperlink>
+      <w:r>
+        <w:rPr>
+          <w:lang w:val="nl_NL" w:bidi="nl_NL"/>
+        </w:rPr>
+        <w:t>77:16</w:t>
+      </w:r>
       <w:r>
         <w:rPr>
           <w:lang w:val="nl_NL" w:bidi="nl_NL"/>
         </w:rPr>
         <w:t xml:space="preserve">; </w:t>
       </w:r>
-      <w:hyperlink r:id="rId32">
-        <w:r>
-          <w:rPr>
-            <w:lang w:val="nl_NL" w:bidi="nl_NL"/>
-          </w:rPr>
-          <w:rPr>
-            <w:color w:val="0000EE"/>
-            <w:u w:val="single"/>
-          </w:rPr>
-          <w:t>78:13</w:t>
-        </w:r>
-      </w:hyperlink>
+      <w:r>
+        <w:rPr>
+          <w:lang w:val="nl_NL" w:bidi="nl_NL"/>
+        </w:rPr>
+        <w:t>78:13</w:t>
+      </w:r>
       <w:r>
         <w:rPr>
           <w:lang w:val="nl_NL" w:bidi="nl_NL"/>
         </w:rPr>
         <w:t xml:space="preserve">; </w:t>
       </w:r>
-      <w:hyperlink r:id="rId33">
-        <w:r>
-          <w:rPr>
-            <w:lang w:val="nl_NL" w:bidi="nl_NL"/>
-          </w:rPr>
-          <w:rPr>
-            <w:color w:val="0000EE"/>
-            <w:u w:val="single"/>
-          </w:rPr>
-          <w:t>106:9</w:t>
-        </w:r>
-      </w:hyperlink>
+      <w:r>
+        <w:rPr>
+          <w:lang w:val="nl_NL" w:bidi="nl_NL"/>
+        </w:rPr>
+        <w:t>106:9</w:t>
+      </w:r>
       <w:r>
         <w:rPr>
           <w:lang w:val="nl_NL" w:bidi="nl_NL"/>
         </w:rPr>
         <w:t xml:space="preserve">) en profeten (bijvoorbeeld </w:t>
       </w:r>
-      <w:hyperlink r:id="rId34">
-        <w:r>
-          <w:rPr>
-            <w:lang w:val="nl_NL" w:bidi="nl_NL"/>
-          </w:rPr>
-          <w:rPr>
-            <w:color w:val="0000EE"/>
-            <w:u w:val="single"/>
-          </w:rPr>
-          <w:t>Jesaja 43:16–17</w:t>
-        </w:r>
-      </w:hyperlink>
+      <w:r>
+        <w:rPr>
+          <w:lang w:val="nl_NL" w:bidi="nl_NL"/>
+        </w:rPr>
+        <w:t>Jesaja 43:16–17</w:t>
+      </w:r>
       <w:r>
         <w:rPr>
           <w:lang w:val="nl_NL" w:bidi="nl_NL"/>
